--- a/光伏巡检报告模板-高压.docx
+++ b/光伏巡检报告模板-高压.docx
@@ -4,46 +4,28 @@
   <w:body>
     <w:p>
       <w:pPr>
-        <w:spacing w:before="35" w:line="212" w:lineRule="auto"/>
-        <w:jc w:val="center"/>
+        <w:pStyle w:val="ad"/>
         <w:rPr>
-          <w:rFonts w:ascii="宋体" w:eastAsia="宋体" w:hAnsi="宋体" w:hint="eastAsia"/>
-          <w:b/>
-          <w:bCs/>
-          <w:sz w:val="32"/>
-          <w:szCs w:val="32"/>
+          <w:rFonts w:hint="eastAsia"/>
           <w:lang w:eastAsia="zh-CN"/>
         </w:rPr>
       </w:pPr>
       <w:r>
         <w:rPr>
-          <w:rFonts w:ascii="宋体" w:eastAsia="宋体" w:hAnsi="宋体" w:hint="eastAsia"/>
-          <w:b/>
-          <w:bCs/>
-          <w:sz w:val="32"/>
-          <w:szCs w:val="32"/>
+          <w:rFonts w:hint="eastAsia"/>
           <w:lang w:eastAsia="zh-CN"/>
         </w:rPr>
         <w:t>{{</w:t>
       </w:r>
       <w:r>
         <w:rPr>
-          <w:rFonts w:ascii="宋体" w:eastAsia="宋体" w:hAnsi="宋体"/>
-          <w:b/>
-          <w:bCs/>
-          <w:sz w:val="32"/>
-          <w:szCs w:val="32"/>
           <w:lang w:eastAsia="zh-CN"/>
         </w:rPr>
         <w:t>station_name</w:t>
       </w:r>
       <w:r>
         <w:rPr>
-          <w:rFonts w:ascii="宋体" w:eastAsia="宋体" w:hAnsi="宋体" w:hint="eastAsia"/>
-          <w:b/>
-          <w:bCs/>
-          <w:sz w:val="32"/>
-          <w:szCs w:val="32"/>
+          <w:rFonts w:hint="eastAsia"/>
           <w:lang w:eastAsia="zh-CN"/>
         </w:rPr>
         <w:t>}}</w:t>
@@ -51,12 +33,9 @@
     </w:p>
     <w:p>
       <w:pPr>
-        <w:spacing w:before="35" w:line="212" w:lineRule="auto"/>
-        <w:jc w:val="center"/>
+        <w:pStyle w:val="ad"/>
         <w:rPr>
-          <w:rFonts w:ascii="宋体" w:eastAsia="宋体" w:hAnsi="宋体" w:hint="eastAsia"/>
-          <w:b/>
-          <w:bCs/>
+          <w:rFonts w:hint="eastAsia"/>
           <w:color w:val="30C0C0"/>
           <w:spacing w:val="-8"/>
           <w:sz w:val="22"/>
@@ -66,11 +45,7 @@
       </w:pPr>
       <w:r>
         <w:rPr>
-          <w:rFonts w:ascii="宋体" w:eastAsia="宋体" w:hAnsi="宋体"/>
-          <w:b/>
-          <w:bCs/>
-          <w:sz w:val="32"/>
-          <w:szCs w:val="32"/>
+          <w:rFonts w:hint="eastAsia"/>
           <w:lang w:eastAsia="zh-CN"/>
         </w:rPr>
         <w:t>光伏电站巡检报告</w:t>
@@ -6678,6 +6653,7 @@
                 <w:rFonts w:ascii="宋体" w:eastAsia="宋体" w:hAnsi="宋体"/>
                 <w:b/>
               </w:rPr>
+              <w:lastRenderedPageBreak/>
               <w:t>光伏区</w:t>
             </w:r>
             <w:r>
@@ -6708,15 +6684,7 @@
                 <w:rFonts w:ascii="宋体" w:eastAsia="宋体" w:hAnsi="宋体"/>
                 <w:b/>
               </w:rPr>
-              <w:t>消防设</w:t>
-            </w:r>
-            <w:r>
-              <w:rPr>
-                <w:rFonts w:ascii="宋体" w:eastAsia="宋体" w:hAnsi="宋体"/>
-                <w:b/>
-              </w:rPr>
-              <w:lastRenderedPageBreak/>
-              <w:t>施</w:t>
+              <w:t>消防设施</w:t>
             </w:r>
           </w:p>
         </w:tc>
@@ -6735,7 +6703,6 @@
                 <w:rFonts w:ascii="宋体" w:eastAsia="宋体" w:hAnsi="宋体"/>
                 <w:sz w:val="20"/>
               </w:rPr>
-              <w:lastRenderedPageBreak/>
               <w:t>消防设施/灭火器</w:t>
             </w:r>
           </w:p>
@@ -14105,6 +14072,113 @@
       <w:lang w:eastAsia="en-US"/>
     </w:rPr>
   </w:style>
+  <w:style w:type="paragraph" w:styleId="1">
+    <w:name w:val="heading 1"/>
+    <w:basedOn w:val="a"/>
+    <w:next w:val="a"/>
+    <w:link w:val="10"/>
+    <w:qFormat/>
+    <w:rsid w:val="006320B6"/>
+    <w:pPr>
+      <w:keepNext/>
+      <w:keepLines/>
+      <w:spacing w:before="340" w:after="330" w:line="578" w:lineRule="auto"/>
+      <w:outlineLvl w:val="0"/>
+    </w:pPr>
+    <w:rPr>
+      <w:b/>
+      <w:bCs/>
+      <w:kern w:val="44"/>
+      <w:sz w:val="44"/>
+      <w:szCs w:val="44"/>
+    </w:rPr>
+  </w:style>
+  <w:style w:type="paragraph" w:styleId="2">
+    <w:name w:val="heading 2"/>
+    <w:basedOn w:val="a"/>
+    <w:next w:val="a"/>
+    <w:link w:val="20"/>
+    <w:unhideWhenUsed/>
+    <w:qFormat/>
+    <w:rsid w:val="006320B6"/>
+    <w:pPr>
+      <w:keepNext/>
+      <w:keepLines/>
+      <w:spacing w:before="260" w:after="260" w:line="416" w:lineRule="auto"/>
+      <w:outlineLvl w:val="1"/>
+    </w:pPr>
+    <w:rPr>
+      <w:rFonts w:asciiTheme="majorHAnsi" w:eastAsiaTheme="majorEastAsia" w:hAnsiTheme="majorHAnsi" w:cstheme="majorBidi"/>
+      <w:b/>
+      <w:bCs/>
+      <w:sz w:val="32"/>
+      <w:szCs w:val="32"/>
+    </w:rPr>
+  </w:style>
+  <w:style w:type="paragraph" w:styleId="3">
+    <w:name w:val="heading 3"/>
+    <w:basedOn w:val="a"/>
+    <w:next w:val="a"/>
+    <w:link w:val="30"/>
+    <w:unhideWhenUsed/>
+    <w:qFormat/>
+    <w:rsid w:val="006320B6"/>
+    <w:pPr>
+      <w:keepNext/>
+      <w:keepLines/>
+      <w:spacing w:before="260" w:after="260" w:line="416" w:lineRule="auto"/>
+      <w:outlineLvl w:val="2"/>
+    </w:pPr>
+    <w:rPr>
+      <w:b/>
+      <w:bCs/>
+      <w:sz w:val="32"/>
+      <w:szCs w:val="32"/>
+    </w:rPr>
+  </w:style>
+  <w:style w:type="paragraph" w:styleId="4">
+    <w:name w:val="heading 4"/>
+    <w:basedOn w:val="a"/>
+    <w:next w:val="a"/>
+    <w:link w:val="40"/>
+    <w:unhideWhenUsed/>
+    <w:qFormat/>
+    <w:rsid w:val="006320B6"/>
+    <w:pPr>
+      <w:keepNext/>
+      <w:keepLines/>
+      <w:spacing w:before="280" w:after="290" w:line="376" w:lineRule="auto"/>
+      <w:outlineLvl w:val="3"/>
+    </w:pPr>
+    <w:rPr>
+      <w:rFonts w:asciiTheme="majorHAnsi" w:eastAsiaTheme="majorEastAsia" w:hAnsiTheme="majorHAnsi" w:cstheme="majorBidi"/>
+      <w:b/>
+      <w:bCs/>
+      <w:sz w:val="28"/>
+      <w:szCs w:val="28"/>
+    </w:rPr>
+  </w:style>
+  <w:style w:type="paragraph" w:styleId="5">
+    <w:name w:val="heading 5"/>
+    <w:basedOn w:val="a"/>
+    <w:next w:val="a"/>
+    <w:link w:val="50"/>
+    <w:unhideWhenUsed/>
+    <w:qFormat/>
+    <w:rsid w:val="006320B6"/>
+    <w:pPr>
+      <w:keepNext/>
+      <w:keepLines/>
+      <w:spacing w:before="280" w:after="290" w:line="376" w:lineRule="auto"/>
+      <w:outlineLvl w:val="4"/>
+    </w:pPr>
+    <w:rPr>
+      <w:b/>
+      <w:bCs/>
+      <w:sz w:val="28"/>
+      <w:szCs w:val="28"/>
+    </w:rPr>
+  </w:style>
   <w:style w:type="character" w:default="1" w:styleId="a0">
     <w:name w:val="Default Paragraph Font"/>
     <w:uiPriority w:val="1"/>
@@ -14318,6 +14392,147 @@
       <w:sz w:val="21"/>
       <w:szCs w:val="21"/>
       <w:lang w:eastAsia="en-US"/>
+    </w:rPr>
+  </w:style>
+  <w:style w:type="character" w:customStyle="1" w:styleId="10">
+    <w:name w:val="标题 1 字符"/>
+    <w:basedOn w:val="a0"/>
+    <w:link w:val="1"/>
+    <w:rsid w:val="006320B6"/>
+    <w:rPr>
+      <w:rFonts w:ascii="Arial" w:eastAsia="Arial" w:hAnsi="Arial" w:cs="Arial"/>
+      <w:b/>
+      <w:bCs/>
+      <w:snapToGrid w:val="0"/>
+      <w:color w:val="000000"/>
+      <w:kern w:val="44"/>
+      <w:sz w:val="44"/>
+      <w:szCs w:val="44"/>
+      <w:lang w:eastAsia="en-US"/>
+    </w:rPr>
+  </w:style>
+  <w:style w:type="paragraph" w:styleId="ad">
+    <w:name w:val="Title"/>
+    <w:basedOn w:val="a"/>
+    <w:next w:val="a"/>
+    <w:link w:val="ae"/>
+    <w:qFormat/>
+    <w:rsid w:val="006320B6"/>
+    <w:pPr>
+      <w:spacing w:before="240" w:after="60"/>
+      <w:jc w:val="center"/>
+      <w:outlineLvl w:val="0"/>
+    </w:pPr>
+    <w:rPr>
+      <w:rFonts w:asciiTheme="majorHAnsi" w:eastAsiaTheme="majorEastAsia" w:hAnsiTheme="majorHAnsi" w:cstheme="majorBidi"/>
+      <w:b/>
+      <w:bCs/>
+      <w:sz w:val="32"/>
+      <w:szCs w:val="32"/>
+    </w:rPr>
+  </w:style>
+  <w:style w:type="character" w:customStyle="1" w:styleId="ae">
+    <w:name w:val="标题 字符"/>
+    <w:basedOn w:val="a0"/>
+    <w:link w:val="ad"/>
+    <w:rsid w:val="006320B6"/>
+    <w:rPr>
+      <w:rFonts w:asciiTheme="majorHAnsi" w:eastAsiaTheme="majorEastAsia" w:hAnsiTheme="majorHAnsi" w:cstheme="majorBidi"/>
+      <w:b/>
+      <w:bCs/>
+      <w:snapToGrid w:val="0"/>
+      <w:color w:val="000000"/>
+      <w:sz w:val="32"/>
+      <w:szCs w:val="32"/>
+      <w:lang w:eastAsia="en-US"/>
+    </w:rPr>
+  </w:style>
+  <w:style w:type="character" w:customStyle="1" w:styleId="20">
+    <w:name w:val="标题 2 字符"/>
+    <w:basedOn w:val="a0"/>
+    <w:link w:val="2"/>
+    <w:rsid w:val="006320B6"/>
+    <w:rPr>
+      <w:rFonts w:asciiTheme="majorHAnsi" w:eastAsiaTheme="majorEastAsia" w:hAnsiTheme="majorHAnsi" w:cstheme="majorBidi"/>
+      <w:b/>
+      <w:bCs/>
+      <w:snapToGrid w:val="0"/>
+      <w:color w:val="000000"/>
+      <w:sz w:val="32"/>
+      <w:szCs w:val="32"/>
+      <w:lang w:eastAsia="en-US"/>
+    </w:rPr>
+  </w:style>
+  <w:style w:type="character" w:customStyle="1" w:styleId="30">
+    <w:name w:val="标题 3 字符"/>
+    <w:basedOn w:val="a0"/>
+    <w:link w:val="3"/>
+    <w:rsid w:val="006320B6"/>
+    <w:rPr>
+      <w:rFonts w:ascii="Arial" w:eastAsia="Arial" w:hAnsi="Arial" w:cs="Arial"/>
+      <w:b/>
+      <w:bCs/>
+      <w:snapToGrid w:val="0"/>
+      <w:color w:val="000000"/>
+      <w:sz w:val="32"/>
+      <w:szCs w:val="32"/>
+      <w:lang w:eastAsia="en-US"/>
+    </w:rPr>
+  </w:style>
+  <w:style w:type="character" w:customStyle="1" w:styleId="40">
+    <w:name w:val="标题 4 字符"/>
+    <w:basedOn w:val="a0"/>
+    <w:link w:val="4"/>
+    <w:rsid w:val="006320B6"/>
+    <w:rPr>
+      <w:rFonts w:asciiTheme="majorHAnsi" w:eastAsiaTheme="majorEastAsia" w:hAnsiTheme="majorHAnsi" w:cstheme="majorBidi"/>
+      <w:b/>
+      <w:bCs/>
+      <w:snapToGrid w:val="0"/>
+      <w:color w:val="000000"/>
+      <w:sz w:val="28"/>
+      <w:szCs w:val="28"/>
+      <w:lang w:eastAsia="en-US"/>
+    </w:rPr>
+  </w:style>
+  <w:style w:type="character" w:customStyle="1" w:styleId="50">
+    <w:name w:val="标题 5 字符"/>
+    <w:basedOn w:val="a0"/>
+    <w:link w:val="5"/>
+    <w:rsid w:val="006320B6"/>
+    <w:rPr>
+      <w:rFonts w:ascii="Arial" w:eastAsia="Arial" w:hAnsi="Arial" w:cs="Arial"/>
+      <w:b/>
+      <w:bCs/>
+      <w:snapToGrid w:val="0"/>
+      <w:color w:val="000000"/>
+      <w:sz w:val="28"/>
+      <w:szCs w:val="28"/>
+      <w:lang w:eastAsia="en-US"/>
+    </w:rPr>
+  </w:style>
+  <w:style w:type="character" w:styleId="af">
+    <w:name w:val="Strong"/>
+    <w:basedOn w:val="a0"/>
+    <w:qFormat/>
+    <w:rsid w:val="006320B6"/>
+    <w:rPr>
+      <w:b/>
+      <w:bCs/>
+    </w:rPr>
+  </w:style>
+  <w:style w:type="character" w:styleId="af0">
+    <w:name w:val="Book Title"/>
+    <w:basedOn w:val="a0"/>
+    <w:uiPriority w:val="33"/>
+    <w:qFormat/>
+    <w:rsid w:val="006320B6"/>
+    <w:rPr>
+      <w:b/>
+      <w:bCs/>
+      <w:i/>
+      <w:iCs/>
+      <w:spacing w:val="5"/>
     </w:rPr>
   </w:style>
 </w:styles>
